--- a/Doc.docx
+++ b/Doc.docx
@@ -1066,6 +1066,2078 @@
       </w:r>
       <w:proofErr w:type="gramEnd"/>
     </w:p>
+    <w:p/>
+    <w:p>
+      <w:pPr>
+        <w:rPr>
+          <w:b/>
+          <w:bCs/>
+          <w:sz w:val="28"/>
+          <w:szCs w:val="28"/>
+        </w:rPr>
+      </w:pPr>
+      <w:r>
+        <w:rPr>
+          <w:b/>
+          <w:bCs/>
+          <w:sz w:val="28"/>
+          <w:szCs w:val="28"/>
+        </w:rPr>
+        <w:t>Extracting Data:</w:t>
+      </w:r>
+    </w:p>
+    <w:p>
+      <w:pPr>
+        <w:rPr>
+          <w:b/>
+          <w:bCs/>
+        </w:rPr>
+      </w:pPr>
+      <w:r>
+        <w:rPr>
+          <w:b/>
+          <w:bCs/>
+        </w:rPr>
+        <w:t>Here we define the Database “</w:t>
+      </w:r>
+      <w:proofErr w:type="spellStart"/>
+      <w:r>
+        <w:rPr>
+          <w:b/>
+          <w:bCs/>
+        </w:rPr>
+        <w:t>e_commerce</w:t>
+      </w:r>
+      <w:proofErr w:type="spellEnd"/>
+      <w:r>
+        <w:rPr>
+          <w:b/>
+          <w:bCs/>
+        </w:rPr>
+        <w:t>” in SparkScript.py file:</w:t>
+      </w:r>
+    </w:p>
+    <w:p>
+      <w:proofErr w:type="spellStart"/>
+      <w:r>
+        <w:t>url</w:t>
+      </w:r>
+      <w:proofErr w:type="spellEnd"/>
+      <w:r>
+        <w:t xml:space="preserve"> = "</w:t>
+      </w:r>
+      <w:proofErr w:type="spellStart"/>
+      <w:proofErr w:type="gramStart"/>
+      <w:r>
+        <w:t>jdbc:postgresql</w:t>
+      </w:r>
+      <w:proofErr w:type="spellEnd"/>
+      <w:r>
+        <w:t>://host.docker.internal:5432/</w:t>
+      </w:r>
+      <w:proofErr w:type="spellStart"/>
+      <w:r>
+        <w:t>e_commerce</w:t>
+      </w:r>
+      <w:proofErr w:type="spellEnd"/>
+      <w:proofErr w:type="gramEnd"/>
+      <w:r>
+        <w:t>"</w:t>
+      </w:r>
+    </w:p>
+    <w:p>
+      <w:r>
+        <w:t>properties = {</w:t>
+      </w:r>
+    </w:p>
+    <w:p>
+      <w:r>
+        <w:t xml:space="preserve">    "user": "external",</w:t>
+      </w:r>
+    </w:p>
+    <w:p>
+      <w:r>
+        <w:t xml:space="preserve">    "password": "external",</w:t>
+      </w:r>
+    </w:p>
+    <w:p>
+      <w:r>
+        <w:t xml:space="preserve">    "driver": "</w:t>
+      </w:r>
+      <w:proofErr w:type="spellStart"/>
+      <w:proofErr w:type="gramStart"/>
+      <w:r>
+        <w:t>org.postgresql</w:t>
+      </w:r>
+      <w:proofErr w:type="gramEnd"/>
+      <w:r>
+        <w:t>.Driver</w:t>
+      </w:r>
+      <w:proofErr w:type="spellEnd"/>
+      <w:r>
+        <w:t>"</w:t>
+      </w:r>
+    </w:p>
+    <w:p>
+      <w:r>
+        <w:t>}</w:t>
+      </w:r>
+    </w:p>
+    <w:p>
+      <w:pPr>
+        <w:rPr>
+          <w:b/>
+          <w:bCs/>
+        </w:rPr>
+      </w:pPr>
+      <w:r>
+        <w:rPr>
+          <w:b/>
+          <w:bCs/>
+        </w:rPr>
+        <w:t xml:space="preserve">Reading tables using </w:t>
+      </w:r>
+      <w:proofErr w:type="spellStart"/>
+      <w:proofErr w:type="gramStart"/>
+      <w:r>
+        <w:rPr>
+          <w:b/>
+          <w:bCs/>
+        </w:rPr>
+        <w:t>spark.read</w:t>
+      </w:r>
+      <w:proofErr w:type="spellEnd"/>
+      <w:proofErr w:type="gramEnd"/>
+      <w:r>
+        <w:rPr>
+          <w:b/>
+          <w:bCs/>
+        </w:rPr>
+        <w:t xml:space="preserve">: </w:t>
+      </w:r>
+    </w:p>
+    <w:p>
+      <w:proofErr w:type="spellStart"/>
+      <w:r>
+        <w:t>staging_orderlines_df</w:t>
+      </w:r>
+      <w:proofErr w:type="spellEnd"/>
+      <w:r>
+        <w:t xml:space="preserve"> = </w:t>
+      </w:r>
+      <w:proofErr w:type="spellStart"/>
+      <w:proofErr w:type="gramStart"/>
+      <w:r>
+        <w:t>spark.read</w:t>
+      </w:r>
+      <w:proofErr w:type="gramEnd"/>
+      <w:r>
+        <w:t>.</w:t>
+      </w:r>
+      <w:proofErr w:type="gramStart"/>
+      <w:r>
+        <w:t>jdbc</w:t>
+      </w:r>
+      <w:proofErr w:type="spellEnd"/>
+      <w:r>
+        <w:t>(</w:t>
+      </w:r>
+      <w:proofErr w:type="spellStart"/>
+      <w:proofErr w:type="gramEnd"/>
+      <w:r>
+        <w:t>url</w:t>
+      </w:r>
+      <w:proofErr w:type="spellEnd"/>
+      <w:r>
+        <w:t>=</w:t>
+      </w:r>
+      <w:proofErr w:type="spellStart"/>
+      <w:r>
+        <w:t>url</w:t>
+      </w:r>
+      <w:proofErr w:type="spellEnd"/>
+      <w:r>
+        <w:t>, table="</w:t>
+      </w:r>
+      <w:proofErr w:type="spellStart"/>
+      <w:r>
+        <w:t>staging_orderlines</w:t>
+      </w:r>
+      <w:proofErr w:type="spellEnd"/>
+      <w:r>
+        <w:t>", properties=properties)</w:t>
+      </w:r>
+    </w:p>
+    <w:p/>
+    <w:p>
+      <w:pPr>
+        <w:rPr>
+          <w:b/>
+          <w:bCs/>
+          <w:sz w:val="28"/>
+          <w:szCs w:val="28"/>
+        </w:rPr>
+      </w:pPr>
+      <w:r>
+        <w:rPr>
+          <w:b/>
+          <w:bCs/>
+          <w:sz w:val="28"/>
+          <w:szCs w:val="28"/>
+        </w:rPr>
+        <w:br w:type="page"/>
+      </w:r>
+    </w:p>
+    <w:p>
+      <w:pPr>
+        <w:rPr>
+          <w:b/>
+          <w:bCs/>
+          <w:sz w:val="28"/>
+          <w:szCs w:val="28"/>
+        </w:rPr>
+      </w:pPr>
+      <w:r>
+        <w:rPr>
+          <w:b/>
+          <w:bCs/>
+          <w:sz w:val="28"/>
+          <w:szCs w:val="28"/>
+        </w:rPr>
+        <w:lastRenderedPageBreak/>
+        <w:t>Transformation:</w:t>
+      </w:r>
+    </w:p>
+    <w:p>
+      <w:r>
+        <w:t xml:space="preserve">Calculating </w:t>
+      </w:r>
+      <w:proofErr w:type="spellStart"/>
+      <w:r>
+        <w:t>delivery_time</w:t>
+      </w:r>
+      <w:proofErr w:type="spellEnd"/>
+      <w:r>
+        <w:t xml:space="preserve"> using </w:t>
+      </w:r>
+      <w:proofErr w:type="spellStart"/>
+      <w:proofErr w:type="gramStart"/>
+      <w:r>
+        <w:t>datediff</w:t>
+      </w:r>
+      <w:proofErr w:type="spellEnd"/>
+      <w:proofErr w:type="gramEnd"/>
+      <w:r>
+        <w:t xml:space="preserve"> from </w:t>
+      </w:r>
+      <w:proofErr w:type="spellStart"/>
+      <w:r>
+        <w:t>actual_delivery_date</w:t>
+      </w:r>
+      <w:proofErr w:type="spellEnd"/>
+      <w:r>
+        <w:t xml:space="preserve"> and </w:t>
+      </w:r>
+      <w:proofErr w:type="spellStart"/>
+      <w:r>
+        <w:t>estimated_delivery_date</w:t>
+      </w:r>
+      <w:proofErr w:type="spellEnd"/>
+      <w:r>
+        <w:t>.</w:t>
+      </w:r>
+    </w:p>
+    <w:p>
+      <w:r>
+        <w:t>Handling Null values by computing the difference when both values are not null</w:t>
+      </w:r>
+      <w:r>
+        <w:t>.</w:t>
+      </w:r>
+    </w:p>
+    <w:p>
+      <w:r>
+        <w:t xml:space="preserve">Adding </w:t>
+      </w:r>
+      <w:proofErr w:type="spellStart"/>
+      <w:r>
+        <w:t>late_delivery</w:t>
+      </w:r>
+      <w:proofErr w:type="spellEnd"/>
+      <w:r>
+        <w:t xml:space="preserve"> column that is 0 or 1 category: 0 if on time &amp; 1 if delayed </w:t>
+      </w:r>
+    </w:p>
+    <w:p>
+      <w:r>
+        <w:t xml:space="preserve">When either of the 2 columns is null, then we assume that there is no </w:t>
+      </w:r>
+      <w:proofErr w:type="spellStart"/>
+      <w:r>
+        <w:t>late_delivery</w:t>
+      </w:r>
+      <w:proofErr w:type="spellEnd"/>
+      <w:r>
+        <w:t xml:space="preserve">. </w:t>
+      </w:r>
+    </w:p>
+    <w:p>
+      <w:pPr>
+        <w:rPr>
+          <w:color w:val="002060"/>
+        </w:rPr>
+      </w:pPr>
+      <w:proofErr w:type="spellStart"/>
+      <w:r>
+        <w:rPr>
+          <w:color w:val="002060"/>
+        </w:rPr>
+        <w:t>logistics_kpi</w:t>
+      </w:r>
+      <w:proofErr w:type="spellEnd"/>
+      <w:r>
+        <w:rPr>
+          <w:color w:val="002060"/>
+        </w:rPr>
+        <w:t xml:space="preserve"> = </w:t>
+      </w:r>
+      <w:proofErr w:type="spellStart"/>
+      <w:r>
+        <w:rPr>
+          <w:color w:val="002060"/>
+        </w:rPr>
+        <w:t>logistics_</w:t>
+      </w:r>
+      <w:proofErr w:type="gramStart"/>
+      <w:r>
+        <w:rPr>
+          <w:color w:val="002060"/>
+        </w:rPr>
+        <w:t>df.withColumn</w:t>
+      </w:r>
+      <w:proofErr w:type="spellEnd"/>
+      <w:proofErr w:type="gramEnd"/>
+      <w:r>
+        <w:rPr>
+          <w:color w:val="002060"/>
+        </w:rPr>
+        <w:t>(</w:t>
+      </w:r>
+    </w:p>
+    <w:p>
+      <w:pPr>
+        <w:rPr>
+          <w:color w:val="002060"/>
+        </w:rPr>
+      </w:pPr>
+      <w:r>
+        <w:rPr>
+          <w:color w:val="002060"/>
+        </w:rPr>
+        <w:t xml:space="preserve">    "</w:t>
+      </w:r>
+      <w:proofErr w:type="spellStart"/>
+      <w:proofErr w:type="gramStart"/>
+      <w:r>
+        <w:rPr>
+          <w:color w:val="002060"/>
+        </w:rPr>
+        <w:t>delivery</w:t>
+      </w:r>
+      <w:proofErr w:type="gramEnd"/>
+      <w:r>
+        <w:rPr>
+          <w:color w:val="002060"/>
+        </w:rPr>
+        <w:t>_time_delta_days</w:t>
+      </w:r>
+      <w:proofErr w:type="spellEnd"/>
+      <w:r>
+        <w:rPr>
+          <w:color w:val="002060"/>
+        </w:rPr>
+        <w:t>",</w:t>
+      </w:r>
+    </w:p>
+    <w:p>
+      <w:pPr>
+        <w:rPr>
+          <w:color w:val="002060"/>
+        </w:rPr>
+      </w:pPr>
+      <w:r>
+        <w:rPr>
+          <w:color w:val="002060"/>
+        </w:rPr>
+        <w:t xml:space="preserve">    </w:t>
+      </w:r>
+      <w:proofErr w:type="gramStart"/>
+      <w:r>
+        <w:rPr>
+          <w:color w:val="002060"/>
+        </w:rPr>
+        <w:t>when(</w:t>
+      </w:r>
+      <w:proofErr w:type="gramEnd"/>
+    </w:p>
+    <w:p>
+      <w:pPr>
+        <w:rPr>
+          <w:color w:val="002060"/>
+        </w:rPr>
+      </w:pPr>
+      <w:r>
+        <w:rPr>
+          <w:color w:val="002060"/>
+        </w:rPr>
+        <w:t xml:space="preserve">        (col("</w:t>
+      </w:r>
+      <w:proofErr w:type="spellStart"/>
+      <w:r>
+        <w:rPr>
+          <w:color w:val="002060"/>
+        </w:rPr>
+        <w:t>actual_delivery_date</w:t>
+      </w:r>
+      <w:proofErr w:type="spellEnd"/>
+      <w:r>
+        <w:rPr>
+          <w:color w:val="002060"/>
+        </w:rPr>
+        <w:t>"</w:t>
+      </w:r>
+      <w:proofErr w:type="gramStart"/>
+      <w:r>
+        <w:rPr>
+          <w:color w:val="002060"/>
+        </w:rPr>
+        <w:t>).</w:t>
+      </w:r>
+      <w:proofErr w:type="spellStart"/>
+      <w:r>
+        <w:rPr>
+          <w:color w:val="002060"/>
+        </w:rPr>
+        <w:t>isNotNull</w:t>
+      </w:r>
+      <w:proofErr w:type="spellEnd"/>
+      <w:proofErr w:type="gramEnd"/>
+      <w:r>
+        <w:rPr>
+          <w:color w:val="002060"/>
+        </w:rPr>
+        <w:t>()) &amp; (col("</w:t>
+      </w:r>
+      <w:proofErr w:type="spellStart"/>
+      <w:r>
+        <w:rPr>
+          <w:color w:val="002060"/>
+        </w:rPr>
+        <w:t>estimated_delivery_date</w:t>
+      </w:r>
+      <w:proofErr w:type="spellEnd"/>
+      <w:r>
+        <w:rPr>
+          <w:color w:val="002060"/>
+        </w:rPr>
+        <w:t>"</w:t>
+      </w:r>
+      <w:proofErr w:type="gramStart"/>
+      <w:r>
+        <w:rPr>
+          <w:color w:val="002060"/>
+        </w:rPr>
+        <w:t>).</w:t>
+      </w:r>
+      <w:proofErr w:type="spellStart"/>
+      <w:r>
+        <w:rPr>
+          <w:color w:val="002060"/>
+        </w:rPr>
+        <w:t>isNotNull</w:t>
+      </w:r>
+      <w:proofErr w:type="spellEnd"/>
+      <w:proofErr w:type="gramEnd"/>
+      <w:r>
+        <w:rPr>
+          <w:color w:val="002060"/>
+        </w:rPr>
+        <w:t>()),</w:t>
+      </w:r>
+    </w:p>
+    <w:p>
+      <w:pPr>
+        <w:rPr>
+          <w:color w:val="002060"/>
+        </w:rPr>
+      </w:pPr>
+      <w:r>
+        <w:rPr>
+          <w:color w:val="002060"/>
+        </w:rPr>
+        <w:t xml:space="preserve">        </w:t>
+      </w:r>
+      <w:proofErr w:type="spellStart"/>
+      <w:r>
+        <w:rPr>
+          <w:color w:val="002060"/>
+        </w:rPr>
+        <w:t>datediff</w:t>
+      </w:r>
+      <w:proofErr w:type="spellEnd"/>
+      <w:r>
+        <w:rPr>
+          <w:color w:val="002060"/>
+        </w:rPr>
+        <w:t>(col("</w:t>
+      </w:r>
+      <w:proofErr w:type="spellStart"/>
+      <w:r>
+        <w:rPr>
+          <w:color w:val="002060"/>
+        </w:rPr>
+        <w:t>actual_delivery_date</w:t>
+      </w:r>
+      <w:proofErr w:type="spellEnd"/>
+      <w:r>
+        <w:rPr>
+          <w:color w:val="002060"/>
+        </w:rPr>
+        <w:t>"), col("</w:t>
+      </w:r>
+      <w:proofErr w:type="spellStart"/>
+      <w:r>
+        <w:rPr>
+          <w:color w:val="002060"/>
+        </w:rPr>
+        <w:t>estimated_delivery_date</w:t>
+      </w:r>
+      <w:proofErr w:type="spellEnd"/>
+      <w:r>
+        <w:rPr>
+          <w:color w:val="002060"/>
+        </w:rPr>
+        <w:t>"))</w:t>
+      </w:r>
+    </w:p>
+    <w:p>
+      <w:pPr>
+        <w:rPr>
+          <w:color w:val="002060"/>
+        </w:rPr>
+      </w:pPr>
+      <w:r>
+        <w:rPr>
+          <w:color w:val="002060"/>
+        </w:rPr>
+        <w:t xml:space="preserve">    </w:t>
+      </w:r>
+      <w:proofErr w:type="gramStart"/>
+      <w:r>
+        <w:rPr>
+          <w:color w:val="002060"/>
+        </w:rPr>
+        <w:t>).otherwise</w:t>
+      </w:r>
+      <w:proofErr w:type="gramEnd"/>
+      <w:r>
+        <w:rPr>
+          <w:color w:val="002060"/>
+        </w:rPr>
+        <w:t>(None)</w:t>
+      </w:r>
+    </w:p>
+    <w:p>
+      <w:pPr>
+        <w:rPr>
+          <w:color w:val="002060"/>
+        </w:rPr>
+      </w:pPr>
+      <w:proofErr w:type="gramStart"/>
+      <w:r>
+        <w:rPr>
+          <w:color w:val="002060"/>
+        </w:rPr>
+        <w:t>).</w:t>
+      </w:r>
+      <w:proofErr w:type="spellStart"/>
+      <w:r>
+        <w:rPr>
+          <w:color w:val="002060"/>
+        </w:rPr>
+        <w:t>withColumn</w:t>
+      </w:r>
+      <w:proofErr w:type="spellEnd"/>
+      <w:proofErr w:type="gramEnd"/>
+      <w:r>
+        <w:rPr>
+          <w:color w:val="002060"/>
+        </w:rPr>
+        <w:t>(</w:t>
+      </w:r>
+    </w:p>
+    <w:p>
+      <w:pPr>
+        <w:rPr>
+          <w:color w:val="002060"/>
+        </w:rPr>
+      </w:pPr>
+      <w:r>
+        <w:rPr>
+          <w:color w:val="002060"/>
+        </w:rPr>
+        <w:t xml:space="preserve">    "</w:t>
+      </w:r>
+      <w:proofErr w:type="spellStart"/>
+      <w:proofErr w:type="gramStart"/>
+      <w:r>
+        <w:rPr>
+          <w:color w:val="002060"/>
+        </w:rPr>
+        <w:t>is</w:t>
+      </w:r>
+      <w:proofErr w:type="gramEnd"/>
+      <w:r>
+        <w:rPr>
+          <w:color w:val="002060"/>
+        </w:rPr>
+        <w:t>_late_delivery</w:t>
+      </w:r>
+      <w:proofErr w:type="spellEnd"/>
+      <w:r>
+        <w:rPr>
+          <w:color w:val="002060"/>
+        </w:rPr>
+        <w:t>",</w:t>
+      </w:r>
+    </w:p>
+    <w:p>
+      <w:pPr>
+        <w:rPr>
+          <w:color w:val="002060"/>
+        </w:rPr>
+      </w:pPr>
+      <w:r>
+        <w:rPr>
+          <w:color w:val="002060"/>
+        </w:rPr>
+        <w:t xml:space="preserve">    </w:t>
+      </w:r>
+      <w:proofErr w:type="gramStart"/>
+      <w:r>
+        <w:rPr>
+          <w:color w:val="002060"/>
+        </w:rPr>
+        <w:t>when(</w:t>
+      </w:r>
+      <w:proofErr w:type="gramEnd"/>
+    </w:p>
+    <w:p>
+      <w:pPr>
+        <w:rPr>
+          <w:color w:val="002060"/>
+        </w:rPr>
+      </w:pPr>
+      <w:r>
+        <w:rPr>
+          <w:color w:val="002060"/>
+        </w:rPr>
+        <w:t xml:space="preserve">        (col("</w:t>
+      </w:r>
+      <w:proofErr w:type="spellStart"/>
+      <w:r>
+        <w:rPr>
+          <w:color w:val="002060"/>
+        </w:rPr>
+        <w:t>actual_delivery_date</w:t>
+      </w:r>
+      <w:proofErr w:type="spellEnd"/>
+      <w:r>
+        <w:rPr>
+          <w:color w:val="002060"/>
+        </w:rPr>
+        <w:t>"</w:t>
+      </w:r>
+      <w:proofErr w:type="gramStart"/>
+      <w:r>
+        <w:rPr>
+          <w:color w:val="002060"/>
+        </w:rPr>
+        <w:t>).</w:t>
+      </w:r>
+      <w:proofErr w:type="spellStart"/>
+      <w:r>
+        <w:rPr>
+          <w:color w:val="002060"/>
+        </w:rPr>
+        <w:t>isNotNull</w:t>
+      </w:r>
+      <w:proofErr w:type="spellEnd"/>
+      <w:proofErr w:type="gramEnd"/>
+      <w:r>
+        <w:rPr>
+          <w:color w:val="002060"/>
+        </w:rPr>
+        <w:t xml:space="preserve">()) &amp; </w:t>
+      </w:r>
+    </w:p>
+    <w:p>
+      <w:pPr>
+        <w:rPr>
+          <w:color w:val="002060"/>
+        </w:rPr>
+      </w:pPr>
+      <w:r>
+        <w:rPr>
+          <w:color w:val="002060"/>
+        </w:rPr>
+        <w:t xml:space="preserve">        (col("</w:t>
+      </w:r>
+      <w:proofErr w:type="spellStart"/>
+      <w:r>
+        <w:rPr>
+          <w:color w:val="002060"/>
+        </w:rPr>
+        <w:t>estimated_delivery_date</w:t>
+      </w:r>
+      <w:proofErr w:type="spellEnd"/>
+      <w:r>
+        <w:rPr>
+          <w:color w:val="002060"/>
+        </w:rPr>
+        <w:t>"</w:t>
+      </w:r>
+      <w:proofErr w:type="gramStart"/>
+      <w:r>
+        <w:rPr>
+          <w:color w:val="002060"/>
+        </w:rPr>
+        <w:t>).</w:t>
+      </w:r>
+      <w:proofErr w:type="spellStart"/>
+      <w:r>
+        <w:rPr>
+          <w:color w:val="002060"/>
+        </w:rPr>
+        <w:t>isNotNull</w:t>
+      </w:r>
+      <w:proofErr w:type="spellEnd"/>
+      <w:proofErr w:type="gramEnd"/>
+      <w:r>
+        <w:rPr>
+          <w:color w:val="002060"/>
+        </w:rPr>
+        <w:t>()) &amp;</w:t>
+      </w:r>
+    </w:p>
+    <w:p>
+      <w:pPr>
+        <w:rPr>
+          <w:color w:val="002060"/>
+        </w:rPr>
+      </w:pPr>
+      <w:r>
+        <w:rPr>
+          <w:color w:val="002060"/>
+        </w:rPr>
+        <w:t xml:space="preserve">        (col("</w:t>
+      </w:r>
+      <w:proofErr w:type="spellStart"/>
+      <w:r>
+        <w:rPr>
+          <w:color w:val="002060"/>
+        </w:rPr>
+        <w:t>actual_delivery_date</w:t>
+      </w:r>
+      <w:proofErr w:type="spellEnd"/>
+      <w:r>
+        <w:rPr>
+          <w:color w:val="002060"/>
+        </w:rPr>
+        <w:t>") &gt; col("</w:t>
+      </w:r>
+      <w:proofErr w:type="spellStart"/>
+      <w:r>
+        <w:rPr>
+          <w:color w:val="002060"/>
+        </w:rPr>
+        <w:t>estimated_delivery_</w:t>
+      </w:r>
+      <w:proofErr w:type="gramStart"/>
+      <w:r>
+        <w:rPr>
+          <w:color w:val="002060"/>
+        </w:rPr>
+        <w:t>date</w:t>
+      </w:r>
+      <w:proofErr w:type="spellEnd"/>
+      <w:r>
+        <w:rPr>
+          <w:color w:val="002060"/>
+        </w:rPr>
+        <w:t>")</w:t>
+      </w:r>
+      <w:proofErr w:type="gramEnd"/>
+      <w:r>
+        <w:rPr>
+          <w:color w:val="002060"/>
+        </w:rPr>
+        <w:t>),</w:t>
+      </w:r>
+    </w:p>
+    <w:p>
+      <w:pPr>
+        <w:rPr>
+          <w:color w:val="002060"/>
+        </w:rPr>
+      </w:pPr>
+      <w:r>
+        <w:rPr>
+          <w:color w:val="002060"/>
+        </w:rPr>
+        <w:t xml:space="preserve">        1</w:t>
+      </w:r>
+    </w:p>
+    <w:p>
+      <w:pPr>
+        <w:rPr>
+          <w:color w:val="002060"/>
+        </w:rPr>
+      </w:pPr>
+      <w:r>
+        <w:rPr>
+          <w:color w:val="002060"/>
+        </w:rPr>
+        <w:t xml:space="preserve">    </w:t>
+      </w:r>
+      <w:proofErr w:type="gramStart"/>
+      <w:r>
+        <w:rPr>
+          <w:color w:val="002060"/>
+        </w:rPr>
+        <w:t>).otherwise</w:t>
+      </w:r>
+      <w:proofErr w:type="gramEnd"/>
+      <w:r>
+        <w:rPr>
+          <w:color w:val="002060"/>
+        </w:rPr>
+        <w:t>(0)</w:t>
+      </w:r>
+    </w:p>
+    <w:p>
+      <w:pPr>
+        <w:rPr>
+          <w:color w:val="002060"/>
+          <w:rtl/>
+        </w:rPr>
+      </w:pPr>
+      <w:r>
+        <w:rPr>
+          <w:color w:val="002060"/>
+        </w:rPr>
+        <w:t>)</w:t>
+      </w:r>
+    </w:p>
+    <w:p>
+      <w:r>
+        <w:t xml:space="preserve">Creating fact table from Joining Orders table with Logistics table on </w:t>
+      </w:r>
+      <w:proofErr w:type="spellStart"/>
+      <w:r>
+        <w:t>order_id</w:t>
+      </w:r>
+      <w:proofErr w:type="spellEnd"/>
+      <w:r>
+        <w:t xml:space="preserve"> and contain </w:t>
+      </w:r>
+      <w:proofErr w:type="spellStart"/>
+      <w:r>
+        <w:t>delivery_date</w:t>
+      </w:r>
+      <w:proofErr w:type="spellEnd"/>
+      <w:r>
+        <w:t xml:space="preserve"> and </w:t>
+      </w:r>
+      <w:proofErr w:type="spellStart"/>
+      <w:r>
+        <w:t>is_late_delivery</w:t>
+      </w:r>
+      <w:proofErr w:type="spellEnd"/>
+      <w:r>
+        <w:t>.</w:t>
+      </w:r>
+    </w:p>
+    <w:p>
+      <w:pPr>
+        <w:rPr>
+          <w:color w:val="002060"/>
+        </w:rPr>
+      </w:pPr>
+      <w:proofErr w:type="spellStart"/>
+      <w:r>
+        <w:rPr>
+          <w:color w:val="002060"/>
+        </w:rPr>
+        <w:t>fact_df</w:t>
+      </w:r>
+      <w:proofErr w:type="spellEnd"/>
+      <w:r>
+        <w:rPr>
+          <w:color w:val="002060"/>
+        </w:rPr>
+        <w:t xml:space="preserve"> = </w:t>
+      </w:r>
+      <w:proofErr w:type="spellStart"/>
+      <w:r>
+        <w:rPr>
+          <w:color w:val="002060"/>
+        </w:rPr>
+        <w:t>staging_orderlines_</w:t>
+      </w:r>
+      <w:proofErr w:type="gramStart"/>
+      <w:r>
+        <w:rPr>
+          <w:color w:val="002060"/>
+        </w:rPr>
+        <w:t>df.alias</w:t>
+      </w:r>
+      <w:proofErr w:type="spellEnd"/>
+      <w:proofErr w:type="gramEnd"/>
+      <w:r>
+        <w:rPr>
+          <w:color w:val="002060"/>
+        </w:rPr>
+        <w:t>("s") \</w:t>
+      </w:r>
+    </w:p>
+    <w:p>
+      <w:pPr>
+        <w:rPr>
+          <w:color w:val="002060"/>
+        </w:rPr>
+      </w:pPr>
+      <w:r>
+        <w:rPr>
+          <w:color w:val="002060"/>
+        </w:rPr>
+        <w:t xml:space="preserve">    </w:t>
+      </w:r>
+      <w:proofErr w:type="gramStart"/>
+      <w:r>
+        <w:rPr>
+          <w:color w:val="002060"/>
+        </w:rPr>
+        <w:t>.join</w:t>
+      </w:r>
+      <w:proofErr w:type="gramEnd"/>
+      <w:r>
+        <w:rPr>
+          <w:color w:val="002060"/>
+        </w:rPr>
+        <w:t>(</w:t>
+      </w:r>
+      <w:proofErr w:type="spellStart"/>
+      <w:r>
+        <w:rPr>
+          <w:color w:val="002060"/>
+        </w:rPr>
+        <w:t>logistics_</w:t>
+      </w:r>
+      <w:proofErr w:type="gramStart"/>
+      <w:r>
+        <w:rPr>
+          <w:color w:val="002060"/>
+        </w:rPr>
+        <w:t>kpi.alias</w:t>
+      </w:r>
+      <w:proofErr w:type="spellEnd"/>
+      <w:proofErr w:type="gramEnd"/>
+      <w:r>
+        <w:rPr>
+          <w:color w:val="002060"/>
+        </w:rPr>
+        <w:t>("l"), col("</w:t>
+      </w:r>
+      <w:proofErr w:type="spellStart"/>
+      <w:proofErr w:type="gramStart"/>
+      <w:r>
+        <w:rPr>
+          <w:color w:val="002060"/>
+        </w:rPr>
+        <w:t>s.order</w:t>
+      </w:r>
+      <w:proofErr w:type="gramEnd"/>
+      <w:r>
+        <w:rPr>
+          <w:color w:val="002060"/>
+        </w:rPr>
+        <w:t>_id</w:t>
+      </w:r>
+      <w:proofErr w:type="spellEnd"/>
+      <w:r>
+        <w:rPr>
+          <w:color w:val="002060"/>
+        </w:rPr>
+        <w:t>") == col("</w:t>
+      </w:r>
+      <w:proofErr w:type="spellStart"/>
+      <w:proofErr w:type="gramStart"/>
+      <w:r>
+        <w:rPr>
+          <w:color w:val="002060"/>
+        </w:rPr>
+        <w:t>l.order</w:t>
+      </w:r>
+      <w:proofErr w:type="gramEnd"/>
+      <w:r>
+        <w:rPr>
+          <w:color w:val="002060"/>
+        </w:rPr>
+        <w:t>_id</w:t>
+      </w:r>
+      <w:proofErr w:type="spellEnd"/>
+      <w:r>
+        <w:rPr>
+          <w:color w:val="002060"/>
+        </w:rPr>
+        <w:t>"), "inner") \</w:t>
+      </w:r>
+    </w:p>
+    <w:p>
+      <w:pPr>
+        <w:rPr>
+          <w:color w:val="002060"/>
+        </w:rPr>
+      </w:pPr>
+      <w:r>
+        <w:rPr>
+          <w:color w:val="002060"/>
+        </w:rPr>
+        <w:t xml:space="preserve">    </w:t>
+      </w:r>
+      <w:proofErr w:type="gramStart"/>
+      <w:r>
+        <w:rPr>
+          <w:color w:val="002060"/>
+        </w:rPr>
+        <w:t>.select</w:t>
+      </w:r>
+      <w:proofErr w:type="gramEnd"/>
+      <w:r>
+        <w:rPr>
+          <w:color w:val="002060"/>
+        </w:rPr>
+        <w:t>(</w:t>
+      </w:r>
+    </w:p>
+    <w:p>
+      <w:pPr>
+        <w:rPr>
+          <w:color w:val="002060"/>
+        </w:rPr>
+      </w:pPr>
+      <w:r>
+        <w:rPr>
+          <w:color w:val="002060"/>
+        </w:rPr>
+        <w:lastRenderedPageBreak/>
+        <w:t xml:space="preserve">        col("</w:t>
+      </w:r>
+      <w:proofErr w:type="spellStart"/>
+      <w:proofErr w:type="gramStart"/>
+      <w:r>
+        <w:rPr>
+          <w:color w:val="002060"/>
+        </w:rPr>
+        <w:t>s.order</w:t>
+      </w:r>
+      <w:proofErr w:type="gramEnd"/>
+      <w:r>
+        <w:rPr>
+          <w:color w:val="002060"/>
+        </w:rPr>
+        <w:t>_id</w:t>
+      </w:r>
+      <w:proofErr w:type="spellEnd"/>
+      <w:r>
+        <w:rPr>
+          <w:color w:val="002060"/>
+        </w:rPr>
+        <w:t>"),</w:t>
+      </w:r>
+    </w:p>
+    <w:p>
+      <w:pPr>
+        <w:rPr>
+          <w:color w:val="002060"/>
+        </w:rPr>
+      </w:pPr>
+      <w:r>
+        <w:rPr>
+          <w:color w:val="002060"/>
+        </w:rPr>
+        <w:t xml:space="preserve">        col("</w:t>
+      </w:r>
+      <w:proofErr w:type="spellStart"/>
+      <w:proofErr w:type="gramStart"/>
+      <w:r>
+        <w:rPr>
+          <w:color w:val="002060"/>
+        </w:rPr>
+        <w:t>s.customer</w:t>
+      </w:r>
+      <w:proofErr w:type="gramEnd"/>
+      <w:r>
+        <w:rPr>
+          <w:color w:val="002060"/>
+        </w:rPr>
+        <w:t>_id</w:t>
+      </w:r>
+      <w:proofErr w:type="spellEnd"/>
+      <w:r>
+        <w:rPr>
+          <w:color w:val="002060"/>
+        </w:rPr>
+        <w:t>"),</w:t>
+      </w:r>
+    </w:p>
+    <w:p>
+      <w:pPr>
+        <w:rPr>
+          <w:color w:val="002060"/>
+        </w:rPr>
+      </w:pPr>
+      <w:r>
+        <w:rPr>
+          <w:color w:val="002060"/>
+        </w:rPr>
+        <w:t xml:space="preserve">        col("</w:t>
+      </w:r>
+      <w:proofErr w:type="spellStart"/>
+      <w:proofErr w:type="gramStart"/>
+      <w:r>
+        <w:rPr>
+          <w:color w:val="002060"/>
+        </w:rPr>
+        <w:t>s.product</w:t>
+      </w:r>
+      <w:proofErr w:type="gramEnd"/>
+      <w:r>
+        <w:rPr>
+          <w:color w:val="002060"/>
+        </w:rPr>
+        <w:t>_id</w:t>
+      </w:r>
+      <w:proofErr w:type="spellEnd"/>
+      <w:r>
+        <w:rPr>
+          <w:color w:val="002060"/>
+        </w:rPr>
+        <w:t>"),</w:t>
+      </w:r>
+    </w:p>
+    <w:p>
+      <w:pPr>
+        <w:rPr>
+          <w:color w:val="002060"/>
+        </w:rPr>
+      </w:pPr>
+      <w:r>
+        <w:rPr>
+          <w:color w:val="002060"/>
+        </w:rPr>
+        <w:t xml:space="preserve">        col("</w:t>
+      </w:r>
+      <w:proofErr w:type="spellStart"/>
+      <w:proofErr w:type="gramStart"/>
+      <w:r>
+        <w:rPr>
+          <w:color w:val="002060"/>
+        </w:rPr>
+        <w:t>s.quantity</w:t>
+      </w:r>
+      <w:proofErr w:type="spellEnd"/>
+      <w:proofErr w:type="gramEnd"/>
+      <w:r>
+        <w:rPr>
+          <w:color w:val="002060"/>
+        </w:rPr>
+        <w:t>"),</w:t>
+      </w:r>
+    </w:p>
+    <w:p>
+      <w:pPr>
+        <w:rPr>
+          <w:color w:val="002060"/>
+        </w:rPr>
+      </w:pPr>
+      <w:r>
+        <w:rPr>
+          <w:color w:val="002060"/>
+        </w:rPr>
+        <w:t xml:space="preserve">        col("</w:t>
+      </w:r>
+      <w:proofErr w:type="spellStart"/>
+      <w:proofErr w:type="gramStart"/>
+      <w:r>
+        <w:rPr>
+          <w:color w:val="002060"/>
+        </w:rPr>
+        <w:t>s.total</w:t>
+      </w:r>
+      <w:proofErr w:type="gramEnd"/>
+      <w:r>
+        <w:rPr>
+          <w:color w:val="002060"/>
+        </w:rPr>
+        <w:t>_price</w:t>
+      </w:r>
+      <w:proofErr w:type="spellEnd"/>
+      <w:r>
+        <w:rPr>
+          <w:color w:val="002060"/>
+        </w:rPr>
+        <w:t>"),</w:t>
+      </w:r>
+    </w:p>
+    <w:p>
+      <w:pPr>
+        <w:rPr>
+          <w:color w:val="002060"/>
+        </w:rPr>
+      </w:pPr>
+      <w:r>
+        <w:rPr>
+          <w:color w:val="002060"/>
+        </w:rPr>
+        <w:t xml:space="preserve">        col("</w:t>
+      </w:r>
+      <w:proofErr w:type="spellStart"/>
+      <w:proofErr w:type="gramStart"/>
+      <w:r>
+        <w:rPr>
+          <w:color w:val="002060"/>
+        </w:rPr>
+        <w:t>s.order</w:t>
+      </w:r>
+      <w:proofErr w:type="gramEnd"/>
+      <w:r>
+        <w:rPr>
+          <w:color w:val="002060"/>
+        </w:rPr>
+        <w:t>_date</w:t>
+      </w:r>
+      <w:proofErr w:type="spellEnd"/>
+      <w:r>
+        <w:rPr>
+          <w:color w:val="002060"/>
+        </w:rPr>
+        <w:t>"),</w:t>
+      </w:r>
+    </w:p>
+    <w:p>
+      <w:pPr>
+        <w:rPr>
+          <w:color w:val="002060"/>
+        </w:rPr>
+      </w:pPr>
+      <w:r>
+        <w:rPr>
+          <w:color w:val="002060"/>
+        </w:rPr>
+        <w:t xml:space="preserve">        col("</w:t>
+      </w:r>
+      <w:proofErr w:type="spellStart"/>
+      <w:proofErr w:type="gramStart"/>
+      <w:r>
+        <w:rPr>
+          <w:color w:val="002060"/>
+        </w:rPr>
+        <w:t>s.shipping</w:t>
+      </w:r>
+      <w:proofErr w:type="gramEnd"/>
+      <w:r>
+        <w:rPr>
+          <w:color w:val="002060"/>
+        </w:rPr>
+        <w:t>_cost</w:t>
+      </w:r>
+      <w:proofErr w:type="spellEnd"/>
+      <w:r>
+        <w:rPr>
+          <w:color w:val="002060"/>
+        </w:rPr>
+        <w:t>"),</w:t>
+      </w:r>
+    </w:p>
+    <w:p>
+      <w:pPr>
+        <w:rPr>
+          <w:color w:val="002060"/>
+        </w:rPr>
+      </w:pPr>
+      <w:r>
+        <w:rPr>
+          <w:color w:val="002060"/>
+        </w:rPr>
+        <w:t xml:space="preserve">        col("</w:t>
+      </w:r>
+      <w:proofErr w:type="spellStart"/>
+      <w:proofErr w:type="gramStart"/>
+      <w:r>
+        <w:rPr>
+          <w:color w:val="002060"/>
+        </w:rPr>
+        <w:t>l.logistics</w:t>
+      </w:r>
+      <w:proofErr w:type="gramEnd"/>
+      <w:r>
+        <w:rPr>
+          <w:color w:val="002060"/>
+        </w:rPr>
+        <w:t>_id</w:t>
+      </w:r>
+      <w:proofErr w:type="spellEnd"/>
+      <w:r>
+        <w:rPr>
+          <w:color w:val="002060"/>
+        </w:rPr>
+        <w:t>"),</w:t>
+      </w:r>
+    </w:p>
+    <w:p>
+      <w:pPr>
+        <w:rPr>
+          <w:color w:val="002060"/>
+        </w:rPr>
+      </w:pPr>
+      <w:r>
+        <w:rPr>
+          <w:color w:val="002060"/>
+        </w:rPr>
+        <w:t xml:space="preserve">        col("</w:t>
+      </w:r>
+      <w:proofErr w:type="spellStart"/>
+      <w:proofErr w:type="gramStart"/>
+      <w:r>
+        <w:rPr>
+          <w:color w:val="002060"/>
+        </w:rPr>
+        <w:t>l.estimated</w:t>
+      </w:r>
+      <w:proofErr w:type="gramEnd"/>
+      <w:r>
+        <w:rPr>
+          <w:color w:val="002060"/>
+        </w:rPr>
+        <w:t>_delivery_date</w:t>
+      </w:r>
+      <w:proofErr w:type="spellEnd"/>
+      <w:r>
+        <w:rPr>
+          <w:color w:val="002060"/>
+        </w:rPr>
+        <w:t>"),</w:t>
+      </w:r>
+    </w:p>
+    <w:p>
+      <w:pPr>
+        <w:rPr>
+          <w:color w:val="002060"/>
+        </w:rPr>
+      </w:pPr>
+      <w:r>
+        <w:rPr>
+          <w:color w:val="002060"/>
+        </w:rPr>
+        <w:t xml:space="preserve">        col("</w:t>
+      </w:r>
+      <w:proofErr w:type="spellStart"/>
+      <w:proofErr w:type="gramStart"/>
+      <w:r>
+        <w:rPr>
+          <w:color w:val="002060"/>
+        </w:rPr>
+        <w:t>l.actual</w:t>
+      </w:r>
+      <w:proofErr w:type="gramEnd"/>
+      <w:r>
+        <w:rPr>
+          <w:color w:val="002060"/>
+        </w:rPr>
+        <w:t>_delivery_date</w:t>
+      </w:r>
+      <w:proofErr w:type="spellEnd"/>
+      <w:r>
+        <w:rPr>
+          <w:color w:val="002060"/>
+        </w:rPr>
+        <w:t>"),</w:t>
+      </w:r>
+    </w:p>
+    <w:p>
+      <w:pPr>
+        <w:rPr>
+          <w:color w:val="002060"/>
+        </w:rPr>
+      </w:pPr>
+      <w:r>
+        <w:rPr>
+          <w:color w:val="002060"/>
+        </w:rPr>
+        <w:t xml:space="preserve">        col("</w:t>
+      </w:r>
+      <w:proofErr w:type="spellStart"/>
+      <w:proofErr w:type="gramStart"/>
+      <w:r>
+        <w:rPr>
+          <w:color w:val="002060"/>
+        </w:rPr>
+        <w:t>l.warehouse</w:t>
+      </w:r>
+      <w:proofErr w:type="gramEnd"/>
+      <w:r>
+        <w:rPr>
+          <w:color w:val="002060"/>
+        </w:rPr>
+        <w:t>_id</w:t>
+      </w:r>
+      <w:proofErr w:type="spellEnd"/>
+      <w:r>
+        <w:rPr>
+          <w:color w:val="002060"/>
+        </w:rPr>
+        <w:t>"),</w:t>
+      </w:r>
+    </w:p>
+    <w:p>
+      <w:pPr>
+        <w:rPr>
+          <w:color w:val="002060"/>
+        </w:rPr>
+      </w:pPr>
+      <w:r>
+        <w:rPr>
+          <w:color w:val="002060"/>
+        </w:rPr>
+        <w:t xml:space="preserve">        col("</w:t>
+      </w:r>
+      <w:proofErr w:type="spellStart"/>
+      <w:proofErr w:type="gramStart"/>
+      <w:r>
+        <w:rPr>
+          <w:color w:val="002060"/>
+        </w:rPr>
+        <w:t>l.delivery</w:t>
+      </w:r>
+      <w:proofErr w:type="gramEnd"/>
+      <w:r>
+        <w:rPr>
+          <w:color w:val="002060"/>
+        </w:rPr>
+        <w:t>_time_delta_days</w:t>
+      </w:r>
+      <w:proofErr w:type="spellEnd"/>
+      <w:r>
+        <w:rPr>
+          <w:color w:val="002060"/>
+        </w:rPr>
+        <w:t>"),</w:t>
+      </w:r>
+    </w:p>
+    <w:p>
+      <w:pPr>
+        <w:rPr>
+          <w:color w:val="002060"/>
+        </w:rPr>
+      </w:pPr>
+      <w:r>
+        <w:rPr>
+          <w:color w:val="002060"/>
+        </w:rPr>
+        <w:t xml:space="preserve">        col("</w:t>
+      </w:r>
+      <w:proofErr w:type="spellStart"/>
+      <w:r>
+        <w:rPr>
+          <w:color w:val="002060"/>
+        </w:rPr>
+        <w:t>l.is_late_delivery</w:t>
+      </w:r>
+      <w:proofErr w:type="spellEnd"/>
+      <w:r>
+        <w:rPr>
+          <w:color w:val="002060"/>
+        </w:rPr>
+        <w:t>")</w:t>
+      </w:r>
+    </w:p>
+    <w:p>
+      <w:pPr>
+        <w:rPr>
+          <w:color w:val="002060"/>
+        </w:rPr>
+      </w:pPr>
+      <w:r>
+        <w:rPr>
+          <w:color w:val="002060"/>
+        </w:rPr>
+        <w:t xml:space="preserve">    )</w:t>
+      </w:r>
+    </w:p>
+    <w:p/>
+    <w:p>
+      <w:pPr>
+        <w:rPr>
+          <w:rFonts w:hint="cs"/>
+          <w:b/>
+          <w:bCs/>
+          <w:sz w:val="28"/>
+          <w:szCs w:val="28"/>
+          <w:rtl/>
+          <w:lang w:bidi="ar-EG"/>
+        </w:rPr>
+      </w:pPr>
+    </w:p>
+    <w:p>
+      <w:pPr>
+        <w:rPr>
+          <w:b/>
+          <w:bCs/>
+          <w:sz w:val="28"/>
+          <w:szCs w:val="28"/>
+        </w:rPr>
+      </w:pPr>
+      <w:r>
+        <w:rPr>
+          <w:b/>
+          <w:bCs/>
+          <w:sz w:val="28"/>
+          <w:szCs w:val="28"/>
+        </w:rPr>
+        <w:br w:type="page"/>
+      </w:r>
+    </w:p>
+    <w:p>
+      <w:pPr>
+        <w:rPr>
+          <w:b/>
+          <w:bCs/>
+          <w:sz w:val="28"/>
+          <w:szCs w:val="28"/>
+        </w:rPr>
+      </w:pPr>
+      <w:r>
+        <w:rPr>
+          <w:b/>
+          <w:bCs/>
+          <w:sz w:val="28"/>
+          <w:szCs w:val="28"/>
+        </w:rPr>
+        <w:lastRenderedPageBreak/>
+        <w:t>Load:</w:t>
+      </w:r>
+    </w:p>
+    <w:p>
+      <w:r>
+        <w:t>Loading transformation from spark to hive tables and Running Spark script python file.</w:t>
+      </w:r>
+    </w:p>
+    <w:p>
+      <w:pPr>
+        <w:rPr>
+          <w:color w:val="215E99" w:themeColor="text2" w:themeTint="BF"/>
+        </w:rPr>
+      </w:pPr>
+      <w:r>
+        <w:rPr>
+          <w:noProof/>
+        </w:rPr>
+        <w:drawing>
+          <wp:anchor distT="0" distB="0" distL="114300" distR="114300" simplePos="0" relativeHeight="251658240" behindDoc="0" locked="0" layoutInCell="1" allowOverlap="1" wp14:anchorId="328B4670" wp14:editId="1567B66E">
+            <wp:simplePos x="0" y="0"/>
+            <wp:positionH relativeFrom="margin">
+              <wp:align>left</wp:align>
+            </wp:positionH>
+            <wp:positionV relativeFrom="paragraph">
+              <wp:posOffset>960755</wp:posOffset>
+            </wp:positionV>
+            <wp:extent cx="5210810" cy="2811780"/>
+            <wp:effectExtent l="0" t="0" r="8890" b="7620"/>
+            <wp:wrapTopAndBottom/>
+            <wp:docPr id="695669022" name="Picture 5"/>
+            <wp:cNvGraphicFramePr>
+              <a:graphicFrameLocks xmlns:a="http://schemas.openxmlformats.org/drawingml/2006/main" noChangeAspect="1"/>
+            </wp:cNvGraphicFramePr>
+            <a:graphic xmlns:a="http://schemas.openxmlformats.org/drawingml/2006/main">
+              <a:graphicData uri="http://schemas.openxmlformats.org/drawingml/2006/picture">
+                <pic:pic xmlns:pic="http://schemas.openxmlformats.org/drawingml/2006/picture">
+                  <pic:nvPicPr>
+                    <pic:cNvPr id="0" name="Picture 9"/>
+                    <pic:cNvPicPr>
+                      <a:picLocks noChangeAspect="1" noChangeArrowheads="1"/>
+                    </pic:cNvPicPr>
+                  </pic:nvPicPr>
+                  <pic:blipFill>
+                    <a:blip r:embed="rId5" cstate="print">
+                      <a:extLst>
+                        <a:ext uri="{28A0092B-C50C-407E-A947-70E740481C1C}">
+                          <a14:useLocalDpi xmlns:a14="http://schemas.microsoft.com/office/drawing/2010/main" val="0"/>
+                        </a:ext>
+                      </a:extLst>
+                    </a:blip>
+                    <a:srcRect/>
+                    <a:stretch>
+                      <a:fillRect/>
+                    </a:stretch>
+                  </pic:blipFill>
+                  <pic:spPr bwMode="auto">
+                    <a:xfrm>
+                      <a:off x="0" y="0"/>
+                      <a:ext cx="5229689" cy="2821967"/>
+                    </a:xfrm>
+                    <a:prstGeom prst="rect">
+                      <a:avLst/>
+                    </a:prstGeom>
+                    <a:noFill/>
+                    <a:ln>
+                      <a:noFill/>
+                    </a:ln>
+                  </pic:spPr>
+                </pic:pic>
+              </a:graphicData>
+            </a:graphic>
+            <wp14:sizeRelH relativeFrom="margin">
+              <wp14:pctWidth>0</wp14:pctWidth>
+            </wp14:sizeRelH>
+            <wp14:sizeRelV relativeFrom="margin">
+              <wp14:pctHeight>0</wp14:pctHeight>
+            </wp14:sizeRelV>
+          </wp:anchor>
+        </w:drawing>
+      </w:r>
+      <w:r>
+        <w:rPr>
+          <w:color w:val="215E99" w:themeColor="text2" w:themeTint="BF"/>
+        </w:rPr>
+        <w:t xml:space="preserve">spark-submit --master yarn --deploy-mode client --conf </w:t>
+      </w:r>
+      <w:proofErr w:type="spellStart"/>
+      <w:proofErr w:type="gramStart"/>
+      <w:r>
+        <w:rPr>
+          <w:color w:val="215E99" w:themeColor="text2" w:themeTint="BF"/>
+        </w:rPr>
+        <w:t>spark.sql.catalogImplementation</w:t>
+      </w:r>
+      <w:proofErr w:type="spellEnd"/>
+      <w:proofErr w:type="gramEnd"/>
+      <w:r>
+        <w:rPr>
+          <w:color w:val="215E99" w:themeColor="text2" w:themeTint="BF"/>
+        </w:rPr>
+        <w:t xml:space="preserve">=hive --conf </w:t>
+      </w:r>
+      <w:proofErr w:type="spellStart"/>
+      <w:proofErr w:type="gramStart"/>
+      <w:r>
+        <w:rPr>
+          <w:color w:val="215E99" w:themeColor="text2" w:themeTint="BF"/>
+        </w:rPr>
+        <w:t>spark.hadoop</w:t>
+      </w:r>
+      <w:proofErr w:type="gramEnd"/>
+      <w:r>
+        <w:rPr>
+          <w:color w:val="215E99" w:themeColor="text2" w:themeTint="BF"/>
+        </w:rPr>
+        <w:t>.</w:t>
+      </w:r>
+      <w:proofErr w:type="gramStart"/>
+      <w:r>
+        <w:rPr>
+          <w:color w:val="215E99" w:themeColor="text2" w:themeTint="BF"/>
+        </w:rPr>
+        <w:t>hive.metastore</w:t>
+      </w:r>
+      <w:proofErr w:type="gramEnd"/>
+      <w:r>
+        <w:rPr>
+          <w:color w:val="215E99" w:themeColor="text2" w:themeTint="BF"/>
+        </w:rPr>
+        <w:t>.uris</w:t>
+      </w:r>
+      <w:proofErr w:type="spellEnd"/>
+      <w:r>
+        <w:rPr>
+          <w:color w:val="215E99" w:themeColor="text2" w:themeTint="BF"/>
+        </w:rPr>
+        <w:t xml:space="preserve">=thrift://hive-metastore:9083 --conf </w:t>
+      </w:r>
+      <w:proofErr w:type="spellStart"/>
+      <w:r>
+        <w:rPr>
+          <w:color w:val="215E99" w:themeColor="text2" w:themeTint="BF"/>
+        </w:rPr>
+        <w:t>spark.sql.warehouse.dir</w:t>
+      </w:r>
+      <w:proofErr w:type="spellEnd"/>
+      <w:r>
+        <w:rPr>
+          <w:color w:val="215E99" w:themeColor="text2" w:themeTint="BF"/>
+        </w:rPr>
+        <w:t>=hdfs://namenode:9000/user/hive/warehouse /root/sparkscript.py</w:t>
+      </w:r>
+    </w:p>
+    <w:p>
+      <w:r>
+        <w:rPr>
+          <w:noProof/>
+        </w:rPr>
+        <w:drawing>
+          <wp:anchor distT="0" distB="0" distL="114300" distR="114300" simplePos="0" relativeHeight="251659264" behindDoc="0" locked="0" layoutInCell="1" allowOverlap="1" wp14:anchorId="07D87F2A" wp14:editId="6A7E96AF">
+            <wp:simplePos x="0" y="0"/>
+            <wp:positionH relativeFrom="margin">
+              <wp:align>left</wp:align>
+            </wp:positionH>
+            <wp:positionV relativeFrom="paragraph">
+              <wp:posOffset>3136265</wp:posOffset>
+            </wp:positionV>
+            <wp:extent cx="5210810" cy="3078480"/>
+            <wp:effectExtent l="0" t="0" r="8890" b="7620"/>
+            <wp:wrapTopAndBottom/>
+            <wp:docPr id="1419075257" name="Picture 6" descr="A screenshot of a computer"/>
+            <wp:cNvGraphicFramePr>
+              <a:graphicFrameLocks xmlns:a="http://schemas.openxmlformats.org/drawingml/2006/main" noChangeAspect="1"/>
+            </wp:cNvGraphicFramePr>
+            <a:graphic xmlns:a="http://schemas.openxmlformats.org/drawingml/2006/main">
+              <a:graphicData uri="http://schemas.openxmlformats.org/drawingml/2006/picture">
+                <pic:pic xmlns:pic="http://schemas.openxmlformats.org/drawingml/2006/picture">
+                  <pic:nvPicPr>
+                    <pic:cNvPr id="1419075257" name="Picture 6" descr="A screenshot of a computer"/>
+                    <pic:cNvPicPr>
+                      <a:picLocks noChangeAspect="1" noChangeArrowheads="1"/>
+                    </pic:cNvPicPr>
+                  </pic:nvPicPr>
+                  <pic:blipFill>
+                    <a:blip r:embed="rId6">
+                      <a:extLst>
+                        <a:ext uri="{28A0092B-C50C-407E-A947-70E740481C1C}">
+                          <a14:useLocalDpi xmlns:a14="http://schemas.microsoft.com/office/drawing/2010/main" val="0"/>
+                        </a:ext>
+                      </a:extLst>
+                    </a:blip>
+                    <a:srcRect/>
+                    <a:stretch>
+                      <a:fillRect/>
+                    </a:stretch>
+                  </pic:blipFill>
+                  <pic:spPr bwMode="auto">
+                    <a:xfrm>
+                      <a:off x="0" y="0"/>
+                      <a:ext cx="5210810" cy="3078480"/>
+                    </a:xfrm>
+                    <a:prstGeom prst="rect">
+                      <a:avLst/>
+                    </a:prstGeom>
+                    <a:noFill/>
+                    <a:ln>
+                      <a:noFill/>
+                    </a:ln>
+                  </pic:spPr>
+                </pic:pic>
+              </a:graphicData>
+            </a:graphic>
+            <wp14:sizeRelH relativeFrom="margin">
+              <wp14:pctWidth>0</wp14:pctWidth>
+            </wp14:sizeRelH>
+            <wp14:sizeRelV relativeFrom="margin">
+              <wp14:pctHeight>0</wp14:pctHeight>
+            </wp14:sizeRelV>
+          </wp:anchor>
+        </w:drawing>
+      </w:r>
+    </w:p>
+    <w:p>
+      <w:pPr>
+        <w:rPr>
+          <w:b/>
+          <w:bCs/>
+          <w:sz w:val="28"/>
+          <w:szCs w:val="28"/>
+        </w:rPr>
+      </w:pPr>
+      <w:r>
+        <w:rPr>
+          <w:b/>
+          <w:bCs/>
+          <w:sz w:val="28"/>
+          <w:szCs w:val="28"/>
+        </w:rPr>
+        <w:br w:type="page"/>
+      </w:r>
+    </w:p>
+    <w:p>
+      <w:pPr>
+        <w:rPr>
+          <w:b/>
+          <w:bCs/>
+          <w:sz w:val="28"/>
+          <w:szCs w:val="28"/>
+        </w:rPr>
+      </w:pPr>
+      <w:r>
+        <w:rPr>
+          <w:b/>
+          <w:bCs/>
+          <w:sz w:val="28"/>
+          <w:szCs w:val="28"/>
+        </w:rPr>
+        <w:lastRenderedPageBreak/>
+        <w:t>DML Query:</w:t>
+      </w:r>
+    </w:p>
+    <w:p>
+      <w:r>
+        <w:t xml:space="preserve">calculate the Average Delivery Time Delta per </w:t>
+      </w:r>
+      <w:proofErr w:type="spellStart"/>
+      <w:r>
+        <w:t>warehouse_id</w:t>
+      </w:r>
+      <w:proofErr w:type="spellEnd"/>
+      <w:r>
+        <w:t xml:space="preserve"> from </w:t>
+      </w:r>
+      <w:proofErr w:type="spellStart"/>
+      <w:r>
+        <w:t>fact_logistics</w:t>
+      </w:r>
+      <w:proofErr w:type="spellEnd"/>
+      <w:r>
+        <w:t>.</w:t>
+      </w:r>
+    </w:p>
+    <w:p>
+      <w:pPr>
+        <w:rPr>
+          <w:color w:val="215E99" w:themeColor="text2" w:themeTint="BF"/>
+        </w:rPr>
+      </w:pPr>
+      <w:r>
+        <w:rPr>
+          <w:color w:val="215E99" w:themeColor="text2" w:themeTint="BF"/>
+        </w:rPr>
+        <w:t xml:space="preserve">SELECT </w:t>
+      </w:r>
+      <w:proofErr w:type="spellStart"/>
+      <w:r>
+        <w:rPr>
+          <w:color w:val="215E99" w:themeColor="text2" w:themeTint="BF"/>
+        </w:rPr>
+        <w:t>warehouse_id</w:t>
+      </w:r>
+      <w:proofErr w:type="spellEnd"/>
+      <w:r>
+        <w:rPr>
+          <w:color w:val="215E99" w:themeColor="text2" w:themeTint="BF"/>
+        </w:rPr>
+        <w:t xml:space="preserve">, </w:t>
+      </w:r>
+      <w:proofErr w:type="gramStart"/>
+      <w:r>
+        <w:rPr>
+          <w:color w:val="215E99" w:themeColor="text2" w:themeTint="BF"/>
+        </w:rPr>
+        <w:t>AVG(</w:t>
+      </w:r>
+      <w:proofErr w:type="spellStart"/>
+      <w:proofErr w:type="gramEnd"/>
+      <w:r>
+        <w:rPr>
+          <w:color w:val="215E99" w:themeColor="text2" w:themeTint="BF"/>
+        </w:rPr>
+        <w:t>delivery_time_delta_days</w:t>
+      </w:r>
+      <w:proofErr w:type="spellEnd"/>
+      <w:r>
+        <w:rPr>
+          <w:color w:val="215E99" w:themeColor="text2" w:themeTint="BF"/>
+        </w:rPr>
+        <w:t xml:space="preserve">) AS </w:t>
+      </w:r>
+      <w:proofErr w:type="spellStart"/>
+      <w:r>
+        <w:rPr>
+          <w:color w:val="215E99" w:themeColor="text2" w:themeTint="BF"/>
+        </w:rPr>
+        <w:t>avg_delivery_time_delta</w:t>
+      </w:r>
+      <w:proofErr w:type="spellEnd"/>
+      <w:r>
+        <w:rPr>
+          <w:color w:val="215E99" w:themeColor="text2" w:themeTint="BF"/>
+        </w:rPr>
+        <w:t xml:space="preserve"> </w:t>
+      </w:r>
+      <w:r>
+        <w:rPr>
+          <w:color w:val="215E99" w:themeColor="text2" w:themeTint="BF"/>
+        </w:rPr>
+        <w:br/>
+      </w:r>
+      <w:r>
+        <w:rPr>
+          <w:color w:val="215E99" w:themeColor="text2" w:themeTint="BF"/>
+        </w:rPr>
+        <w:t xml:space="preserve">FROM </w:t>
+      </w:r>
+      <w:proofErr w:type="spellStart"/>
+      <w:r>
+        <w:rPr>
+          <w:color w:val="215E99" w:themeColor="text2" w:themeTint="BF"/>
+        </w:rPr>
+        <w:t>fact_orders_logistics</w:t>
+      </w:r>
+      <w:proofErr w:type="spellEnd"/>
+      <w:r>
+        <w:rPr>
+          <w:color w:val="215E99" w:themeColor="text2" w:themeTint="BF"/>
+        </w:rPr>
+        <w:t xml:space="preserve"> </w:t>
+      </w:r>
+      <w:r>
+        <w:rPr>
+          <w:color w:val="215E99" w:themeColor="text2" w:themeTint="BF"/>
+        </w:rPr>
+        <w:br/>
+      </w:r>
+      <w:r>
+        <w:rPr>
+          <w:color w:val="215E99" w:themeColor="text2" w:themeTint="BF"/>
+        </w:rPr>
+        <w:t xml:space="preserve">WHERE </w:t>
+      </w:r>
+      <w:proofErr w:type="spellStart"/>
+      <w:r>
+        <w:rPr>
+          <w:color w:val="215E99" w:themeColor="text2" w:themeTint="BF"/>
+        </w:rPr>
+        <w:t>delivery_time_delta_days</w:t>
+      </w:r>
+      <w:proofErr w:type="spellEnd"/>
+      <w:r>
+        <w:rPr>
+          <w:color w:val="215E99" w:themeColor="text2" w:themeTint="BF"/>
+        </w:rPr>
+        <w:t xml:space="preserve"> IS NOT NULL </w:t>
+      </w:r>
+      <w:r>
+        <w:rPr>
+          <w:color w:val="215E99" w:themeColor="text2" w:themeTint="BF"/>
+        </w:rPr>
+        <w:br/>
+      </w:r>
+      <w:r>
+        <w:rPr>
+          <w:color w:val="215E99" w:themeColor="text2" w:themeTint="BF"/>
+        </w:rPr>
+        <w:t>GROUP BY wa</w:t>
+      </w:r>
+      <w:proofErr w:type="spellStart"/>
+      <w:r>
+        <w:rPr>
+          <w:color w:val="215E99" w:themeColor="text2" w:themeTint="BF"/>
+        </w:rPr>
+        <w:t>rehouse_id</w:t>
+      </w:r>
+      <w:proofErr w:type="spellEnd"/>
+      <w:r>
+        <w:rPr>
+          <w:color w:val="215E99" w:themeColor="text2" w:themeTint="BF"/>
+        </w:rPr>
+        <w:t xml:space="preserve"> ORDER BY </w:t>
+      </w:r>
+      <w:proofErr w:type="spellStart"/>
+      <w:r>
+        <w:rPr>
+          <w:color w:val="215E99" w:themeColor="text2" w:themeTint="BF"/>
+        </w:rPr>
+        <w:t>avg_delivery_time_delta</w:t>
+      </w:r>
+      <w:proofErr w:type="spellEnd"/>
+      <w:r>
+        <w:rPr>
+          <w:color w:val="215E99" w:themeColor="text2" w:themeTint="BF"/>
+        </w:rPr>
+        <w:t xml:space="preserve"> </w:t>
+      </w:r>
+      <w:proofErr w:type="gramStart"/>
+      <w:r>
+        <w:rPr>
+          <w:color w:val="215E99" w:themeColor="text2" w:themeTint="BF"/>
+        </w:rPr>
+        <w:t>DESC;</w:t>
+      </w:r>
+      <w:proofErr w:type="gramEnd"/>
+    </w:p>
+    <w:p>
+      <w:r>
+        <w:rPr>
+          <w:noProof/>
+        </w:rPr>
+        <w:drawing>
+          <wp:inline distT="0" distB="0" distL="0" distR="0" wp14:anchorId="16C8CAD3" wp14:editId="1AA8B4DC">
+            <wp:extent cx="5943600" cy="3271520"/>
+            <wp:effectExtent l="0" t="0" r="0" b="5080"/>
+            <wp:docPr id="1830525723" name="Picture 4" descr="A screenshot of a computer&#10;&#10;AI-generated content may be incorrect."/>
+            <wp:cNvGraphicFramePr>
+              <a:graphicFrameLocks xmlns:a="http://schemas.openxmlformats.org/drawingml/2006/main" noChangeAspect="1"/>
+            </wp:cNvGraphicFramePr>
+            <a:graphic xmlns:a="http://schemas.openxmlformats.org/drawingml/2006/main">
+              <a:graphicData uri="http://schemas.openxmlformats.org/drawingml/2006/picture">
+                <pic:pic xmlns:pic="http://schemas.openxmlformats.org/drawingml/2006/picture">
+                  <pic:nvPicPr>
+                    <pic:cNvPr id="1830525723" name="Picture 4" descr="A screenshot of a computer&#10;&#10;AI-generated content may be incorrect."/>
+                    <pic:cNvPicPr>
+                      <a:picLocks noChangeAspect="1" noChangeArrowheads="1"/>
+                    </pic:cNvPicPr>
+                  </pic:nvPicPr>
+                  <pic:blipFill>
+                    <a:blip r:embed="rId7" cstate="print">
+                      <a:extLst>
+                        <a:ext uri="{28A0092B-C50C-407E-A947-70E740481C1C}">
+                          <a14:useLocalDpi xmlns:a14="http://schemas.microsoft.com/office/drawing/2010/main" val="0"/>
+                        </a:ext>
+                      </a:extLst>
+                    </a:blip>
+                    <a:srcRect/>
+                    <a:stretch>
+                      <a:fillRect/>
+                    </a:stretch>
+                  </pic:blipFill>
+                  <pic:spPr bwMode="auto">
+                    <a:xfrm>
+                      <a:off x="0" y="0"/>
+                      <a:ext cx="5943600" cy="3271520"/>
+                    </a:xfrm>
+                    <a:prstGeom prst="rect">
+                      <a:avLst/>
+                    </a:prstGeom>
+                    <a:noFill/>
+                    <a:ln>
+                      <a:noFill/>
+                    </a:ln>
+                  </pic:spPr>
+                </pic:pic>
+              </a:graphicData>
+            </a:graphic>
+          </wp:inline>
+        </w:drawing>
+      </w:r>
+    </w:p>
+    <w:p/>
     <w:sectPr>
       <w:pgSz w:w="12240" w:h="15840"/>
       <w:pgMar w:top="1440" w:right="1440" w:bottom="1440" w:left="1440" w:header="720" w:footer="720" w:gutter="0"/>
